--- a/残疾人申请书/子课题3/课题申报书（子课题3·含技术路线图）.docx
+++ b/残疾人申请书/子课题3/课题申报书（子课题3·含技术路线图）.docx
@@ -7711,7 +7711,7 @@
               <w:rPr>
                 <w:sz w:val="18"/>
               </w:rPr>
-              <w:t>图1  子课题3技术路线</w:t>
+              <w:t>图1  残疾人康复服务可及性提升路径研究技术路线</w:t>
             </w:r>
           </w:p>
           <w:p>
